--- a/_implementation-notes/evening-series/FotH Pilot Session 20 Evening Run Sheet DRAFT v1.docx
+++ b/_implementation-notes/evening-series/FotH Pilot Session 20 Evening Run Sheet DRAFT v1.docx
@@ -655,7 +655,7 @@
           <w:b/>
           <w:bCs/>
         </w:rPr>
-        <w:t xml:space="preserve">The practice, week one.</w:t>
+        <w:t>The homework practice, week one.</w:t>
       </w:r>
       <w:r>
         <w:t xml:space="preserve"> </w:t>
@@ -711,7 +711,7 @@
           <w:b/>
           <w:bCs/>
         </w:rPr>
-        <w:t xml:space="preserve">The practice, week two.</w:t>
+        <w:t>The homework practice, week two.</w:t>
       </w:r>
       <w:r>
         <w:t xml:space="preserve"> </w:t>
@@ -842,6 +842,66 @@
       </w:r>
       <w:r>
         <w:t xml:space="preserve">above is the default, not the decision.</w:t>
+      </w:r>
+    </w:p>
+    <w:p>
+      <w:pPr>
+        <w:pStyle w:val="Compact"/>
+        <w:numPr>
+          <w:ilvl w:val="0"/>
+          <w:numId w:val="1002"/>
+        </w:numPr>
+      </w:pPr>
+      <w:r>
+        <w:t>The evening opens on the map.</w:t>
+      </w:r>
+      <w:r>
+        <w:t xml:space="preserve"> The Four Connects grounding slide now opens every session. Session 20 walks the whole map — all four Connects, consolidated for the road. Each connection makes the next one real (Matt. 22:37–40).</w:t>
+      </w:r>
+    </w:p>
+    <w:p>
+      <w:pPr>
+        <w:pStyle w:val="Compact"/>
+        <w:numPr>
+          <w:ilvl w:val="0"/>
+          <w:numId w:val="1002"/>
+        </w:numPr>
+      </w:pPr>
+      <w:r>
+        <w:t>A pair leads, visibly.</w:t>
+      </w:r>
+      <w:r>
+        <w:t xml:space="preserve"> Name it in the welcome: two leaders hold tonight — container and content — and the room will see the evening handed back and forth between them. That is the design. The pair practices the session together before the evening (at the planning lab, or before dinner), so each knows who is where in the flow.</w:t>
+      </w:r>
+    </w:p>
+    <w:p>
+      <w:pPr>
+        <w:pStyle w:val="Compact"/>
+        <w:numPr>
+          <w:ilvl w:val="0"/>
+          <w:numId w:val="1002"/>
+        </w:numPr>
+      </w:pPr>
+      <w:r>
+        <w:t>Split only if the room needs it.</w:t>
+      </w:r>
+      <w:r>
+        <w:t xml:space="preserve"> Any split-and-merge assumes numbers. With six or so around the table, stay one circle — or drop into quick pair work in place, knee to knee, which does the same work faster. Pair work is also the standing time-recovery lever: a full split-and-merge costs about five minutes.</w:t>
+      </w:r>
+    </w:p>
+    <w:p>
+      <w:pPr>
+        <w:pStyle w:val="Compact"/>
+        <w:numPr>
+          <w:ilvl w:val="0"/>
+          <w:numId w:val="1002"/>
+        </w:numPr>
+      </w:pPr>
+      <w:r>
+        <w:t>The container holder is the busier seat.</w:t>
+      </w:r>
+      <w:r>
+        <w:t xml:space="preserve"> Clock and room both: a continuous read against safe, present, clear, intentional — noticing anyone triggered or checked out. Anything of weight goes to the backstop adult; that handoff is the bright line working, not the container failing.</w:t>
       </w:r>
     </w:p>
     <w:bookmarkEnd w:id="11"/>

--- a/_implementation-notes/evening-series/FotH Pilot Session 20 Evening Run Sheet DRAFT v1.docx
+++ b/_implementation-notes/evening-series/FotH Pilot Session 20 Evening Run Sheet DRAFT v1.docx
@@ -8,7 +8,7 @@
         <w:pStyle w:val="Heading1"/>
       </w:pPr>
       <w:r>
-        <w:t xml:space="preserve">Session 20, Evening Form — THE LONG WALK</w:t>
+        <w:t>Evening 15 — THE LONG WALK</w:t>
       </w:r>
     </w:p>
     <w:p>
@@ -96,13 +96,13 @@
           <w:b/>
           <w:bCs/>
         </w:rPr>
-        <w:t xml:space="preserve">Aim (from the school version).</w:t>
+        <w:t>Aim (from the school version).</w:t>
       </w:r>
       <w:r>
         <w:t xml:space="preserve"> </w:t>
       </w:r>
       <w:r>
-        <w:t xml:space="preserve">Consolidate the year at the threshold of the sending. Three movements: the Companions-in-Formation teach the Signs Card and the Path Home Card to the whole room — their final rep before the Week 22 commissioning; the room walks back through its own year, journal in hand; and one-sentence testimonies are gathered, with real consent, for the two commissioning evenings. The Post-Series Survey goes home at the close.</w:t>
+        <w:t>Consolidate the year at the threshold of the sending. Three movements: the Companions-in-Formation teach the Signs Card and the Path Home Card to the whole room — their final rep before the Evening 17 commissioning; the room walks back through its own year, journal in hand; and one-sentence testimonies are gathered, with real consent, for the two commissioning evenings. The Post-Series Survey goes home at the close.</w:t>
       </w:r>
     </w:p>
     <w:p>
@@ -639,7 +639,7 @@
         <w:pStyle w:val="Heading2"/>
       </w:pPr>
       <w:r>
-        <w:t xml:space="preserve">The homework handout (Session 20, two weeks)</w:t>
+        <w:t>The homework handout (Evening 15, two weeks)</w:t>
       </w:r>
     </w:p>
     <w:p>
@@ -661,7 +661,7 @@
         <w:t xml:space="preserve"> </w:t>
       </w:r>
       <w:r>
-        <w:t xml:space="preserve">Complete the Post-Series Survey (H20.1) — back in the bin at the Week 21 door. And one small errand that is really a teaching: find both mercy cards at home — the Signs Card and the Path Home Card — and show one other family member where they live.</w:t>
+        <w:t>Complete the Post-Series Survey (H20.1) — back in the bin at the Evening 16 door. And one small errand that is really a teaching: find both mercy cards at home — the Signs Card and the Path Home Card — and show one other family member where they live.</w:t>
       </w:r>
     </w:p>
     <w:p>
@@ -856,7 +856,7 @@
         <w:t>The evening opens on the map.</w:t>
       </w:r>
       <w:r>
-        <w:t xml:space="preserve"> The Four Connects grounding slide now opens every session. Session 20 walks the whole map — all four Connects, consolidated for the road. Each connection makes the next one real (Matt. 22:37–40).</w:t>
+        <w:t xml:space="preserve"> The Four Connects grounding slide now opens every session. Evening 15 walks the whole map — all four Connects, consolidated for the road. Each connection makes the next one real (Matt. 22:37–40).</w:t>
       </w:r>
     </w:p>
     <w:p>
@@ -907,6 +907,8 @@
     <w:bookmarkEnd w:id="11"/>
     <w:bookmarkEnd w:id="12"/>
     <w:sectPr>
+      <w:headerReference w:type="default" r:id="rId9"/>
+      <w:footerReference w:type="default" r:id="rId10"/>
       <w:footnotePr>
         <w:numRestart w:val="eachSect"/>
       </w:footnotePr>
@@ -919,6 +921,16 @@
 <w:comments xmlns:w="http://schemas.openxmlformats.org/wordprocessingml/2006/main" xmlns:m="http://schemas.openxmlformats.org/officeDocument/2006/math" xmlns:r="http://schemas.openxmlformats.org/officeDocument/2006/relationships" xmlns:o="urn:schemas-microsoft-com:office:office" xmlns:v="urn:schemas-microsoft-com:vml" xmlns:w10="urn:schemas-microsoft-com:office:word" xmlns:a="http://schemas.openxmlformats.org/drawingml/2006/main" xmlns:pic="http://schemas.openxmlformats.org/drawingml/2006/picture" xmlns:wp="http://schemas.openxmlformats.org/drawingml/2006/wordprocessingDrawing"/>
 </file>
 
+<file path=word/footer1.xml><?xml version="1.0" encoding="utf-8"?>
+<w:ftr xmlns:m="http://schemas.openxmlformats.org/officeDocument/2006/math" xmlns:mc="http://schemas.openxmlformats.org/markup-compatibility/2006" xmlns:mo="http://schemas.microsoft.com/office/mac/office/2008/main" xmlns:mv="urn:schemas-microsoft-com:mac:vml" xmlns:o="urn:schemas-microsoft-com:office:office" xmlns:r="http://schemas.openxmlformats.org/officeDocument/2006/relationships" xmlns:v="urn:schemas-microsoft-com:vml" xmlns:w10="urn:schemas-microsoft-com:office:word" xmlns:w14="http://schemas.microsoft.com/office/word/2010/wordml" xmlns:w="http://schemas.openxmlformats.org/wordprocessingml/2006/main" xmlns:wne="http://schemas.microsoft.com/office/word/2006/wordml" xmlns:wp14="http://schemas.microsoft.com/office/word/2010/wordprocessingDrawing" xmlns:wp="http://schemas.openxmlformats.org/drawingml/2006/wordprocessingDrawing" xmlns:wpc="http://schemas.microsoft.com/office/word/2010/wordprocessingCanvas" xmlns:wpg="http://schemas.microsoft.com/office/word/2010/wordprocessingGroup" xmlns:wpi="http://schemas.microsoft.com/office/word/2010/wordprocessingInk" xmlns:wps="http://schemas.microsoft.com/office/word/2010/wordprocessingShape" mc:Ignorable="w14 wp14">
+  <w:p>
+    <w:pPr>
+      <w:pStyle w:val="Footer"/>
+    </w:pPr>
+  </w:p>
+</w:ftr>
+</file>
+
 <file path=word/footnotes.xml><?xml version="1.0" encoding="utf-8"?>
 <w:footnotes xmlns:w="http://schemas.openxmlformats.org/wordprocessingml/2006/main" xmlns:m="http://schemas.openxmlformats.org/officeDocument/2006/math" xmlns:r="http://schemas.openxmlformats.org/officeDocument/2006/relationships" xmlns:o="urn:schemas-microsoft-com:office:office" xmlns:v="urn:schemas-microsoft-com:vml" xmlns:w10="urn:schemas-microsoft-com:office:word" xmlns:a="http://schemas.openxmlformats.org/drawingml/2006/main" xmlns:pic="http://schemas.openxmlformats.org/drawingml/2006/picture" xmlns:wp="http://schemas.openxmlformats.org/drawingml/2006/wordprocessingDrawing">
   <w:footnote w:type="continuationSeparator" w:id="0">
@@ -936,6 +948,16 @@
     </w:p>
   </w:footnote>
 </w:footnotes>
+</file>
+
+<file path=word/header1.xml><?xml version="1.0" encoding="utf-8"?>
+<w:hdr xmlns:m="http://schemas.openxmlformats.org/officeDocument/2006/math" xmlns:mc="http://schemas.openxmlformats.org/markup-compatibility/2006" xmlns:mo="http://schemas.microsoft.com/office/mac/office/2008/main" xmlns:mv="urn:schemas-microsoft-com:mac:vml" xmlns:o="urn:schemas-microsoft-com:office:office" xmlns:r="http://schemas.openxmlformats.org/officeDocument/2006/relationships" xmlns:v="urn:schemas-microsoft-com:vml" xmlns:w10="urn:schemas-microsoft-com:office:word" xmlns:w14="http://schemas.microsoft.com/office/word/2010/wordml" xmlns:w="http://schemas.openxmlformats.org/wordprocessingml/2006/main" xmlns:wne="http://schemas.microsoft.com/office/word/2006/wordml" xmlns:wp14="http://schemas.microsoft.com/office/word/2010/wordprocessingDrawing" xmlns:wp="http://schemas.openxmlformats.org/drawingml/2006/wordprocessingDrawing" xmlns:wpc="http://schemas.microsoft.com/office/word/2010/wordprocessingCanvas" xmlns:wpg="http://schemas.microsoft.com/office/word/2010/wordprocessingGroup" xmlns:wpi="http://schemas.microsoft.com/office/word/2010/wordprocessingInk" xmlns:wps="http://schemas.microsoft.com/office/word/2010/wordprocessingShape" mc:Ignorable="w14 wp14">
+  <w:p>
+    <w:pPr>
+      <w:pStyle w:val="Header"/>
+    </w:pPr>
+  </w:p>
+</w:hdr>
 </file>
 
 <file path=word/numbering.xml><?xml version="1.0" encoding="utf-8"?>

--- a/_implementation-notes/evening-series/FotH Pilot Session 20 Evening Run Sheet DRAFT v1.docx
+++ b/_implementation-notes/evening-series/FotH Pilot Session 20 Evening Run Sheet DRAFT v1.docx
@@ -842,6 +842,18 @@
       </w:r>
       <w:r>
         <w:t xml:space="preserve">above is the default, not the decision.</w:t>
+      </w:r>
+    </w:p>
+    <w:p>
+      <w:pPr>
+        <w:pStyle w:val="Compact"/>
+        <w:numPr>
+          <w:ilvl w:val="0"/>
+          <w:numId w:val="1002"/>
+        </w:numPr>
+      </w:pPr>
+      <w:r>
+        <w:t>The mercy-card rehearsal is the planning lab's set piece (John's word, 13 October). Each Companion-in-Formation teaches their card in full, out loud, to John and their named catch, with the freeze-recovery practised once. It replaces the school series' Week 19 rehearsal in pairs.</w:t>
       </w:r>
     </w:p>
     <w:p>
